--- a/ky/wisdom-stories/father-and-son.docx
+++ b/ky/wisdom-stories/father-and-son.docx
@@ -309,7 +309,7 @@
           <w:sz w:val="22"/>
           <w:lang w:val="ky-KG"/>
         </w:rPr>
-        <w:t>— Макул, балам, өзүң бил. Чечимиң бекем экенин, үйгө кайтпасыңды көрүп турам. Бирок атаң: «Акыркы бир айда дос болуп жүргөн кишиден алыс болсун — андан ага жакшылык келбейт. Мурунку досу менен жарашсын», — деп айтты, — деди.</w:t>
+        <w:t>— Макул, балам, өзүң бил. Чечимиң бекем экенин көрүп турам. Бирок атаң бир сөз тапшырды: акыркы бир айда дос болуп жүргөн кишиден алыс бол, андан сага жакшылык келбейт. Мурунку досуң менен жараш, — деди.</w:t>
       </w:r>
     </w:p>
     <w:p>
@@ -363,7 +363,7 @@
           <w:sz w:val="22"/>
           <w:lang w:val="ky-KG"/>
         </w:rPr>
-        <w:t>— Кайда экенин билсең, эмне үчүн менден жашырдың? Демек, ошон үчүн мынчалык камырабай жүргөн турбайсыңбы?</w:t>
+        <w:t>— Кайда экенин билсең, эмне үчүн менден жашырдың? Демек, ошон үчүн мынчалык камырабай жүрдүңбү?</w:t>
       </w:r>
     </w:p>
     <w:p>
@@ -471,7 +471,7 @@
           <w:sz w:val="22"/>
           <w:lang w:val="ky-KG"/>
         </w:rPr>
-        <w:t>Уулу үйгө кайтып келиптир. Ал ата-энесинин колунан өөп, экөөнү кучактады. Эми ал баарын түшүнгөн эле: мени унутуп, жүрөгүнөн сууруп таштады деп ойлогон атасы, чындыгында, баласынан көзүн бир мүнөт да алган эмес экен.</w:t>
+        <w:t>Уулу үйгө кайтып келиптир. Ал ата-энесинин колунан өөп, экөөнү кучактады. Эми ал баарын түшүнгөн эле: аны унутту деп ойлогон атасы, чындыгында, баласынан көзүн бир мүнөт да алган эмес экен.</w:t>
       </w:r>
     </w:p>
     <w:p>
@@ -495,7 +495,7 @@
           <w:sz w:val="22"/>
           <w:lang w:val="ky-KG"/>
         </w:rPr>
-        <w:t xml:space="preserve">Сабак: </w:t>
+        <w:t>Сабак: Сүйүүңдү жашырба, көрсөт. Кээде өз убагында жасалган бир кадам жылдарга созулган таарынычтын алдын алат.</w:t>
       </w:r>
       <w:r>
         <w:rPr>
@@ -504,7 +504,6 @@
           <w:sz w:val="22"/>
           <w:lang w:val="ky-KG"/>
         </w:rPr>
-        <w:t>Жакыныңды жакшы көрөрүңдү ичке катпа. Убагында айтылган жылуу сөз узак таарынычты токтотот.</w:t>
       </w:r>
     </w:p>
     <w:p>
@@ -524,7 +523,7 @@
           <w:sz w:val="18"/>
           <w:lang w:val="ky-KG"/>
         </w:rPr>
-        <w:t>Окуя ачык интернет булактарынан алынды.</w:t>
+        <w:t>Аңгемелер ачык интернет булактарынан алынган, иллюстрациялар болсо ЖИ менен түзүлгөн.</w:t>
       </w:r>
     </w:p>
     <w:sectPr>

--- a/ky/wisdom-stories/father-and-son.docx
+++ b/ky/wisdom-stories/father-and-son.docx
@@ -3,529 +3,217 @@
 <w:document xmlns:wpc="http://schemas.microsoft.com/office/word/2010/wordprocessingCanvas" xmlns:cx="http://schemas.microsoft.com/office/drawing/2014/chartex" xmlns:cx1="http://schemas.microsoft.com/office/drawing/2015/9/8/chartex" xmlns:cx2="http://schemas.microsoft.com/office/drawing/2015/10/21/chartex" xmlns:cx3="http://schemas.microsoft.com/office/drawing/2016/5/9/chartex" xmlns:cx4="http://schemas.microsoft.com/office/drawing/2016/5/10/chartex" xmlns:cx5="http://schemas.microsoft.com/office/drawing/2016/5/11/chartex" xmlns:cx6="http://schemas.microsoft.com/office/drawing/2016/5/12/chartex" xmlns:cx7="http://schemas.microsoft.com/office/drawing/2016/5/13/chartex" xmlns:cx8="http://schemas.microsoft.com/office/drawing/2016/5/14/chartex" xmlns:mc="http://schemas.openxmlformats.org/markup-compatibility/2006" xmlns:aink="http://schemas.microsoft.com/office/drawing/2016/ink" xmlns:am3d="http://schemas.microsoft.com/office/drawing/2017/model3d" xmlns:o="urn:schemas-microsoft-com:office:office" xmlns:oel="http://schemas.microsoft.com/office/2019/extlst" xmlns:r="http://schemas.openxmlformats.org/officeDocument/2006/relationships" xmlns:m="http://schemas.openxmlformats.org/officeDocument/2006/math" xmlns:v="urn:schemas-microsoft-com:vml" xmlns:wp14="http://schemas.microsoft.com/office/word/2010/wordprocessingDrawing" xmlns:wp="http://schemas.openxmlformats.org/drawingml/2006/wordprocessingDrawing" xmlns:w10="urn:schemas-microsoft-com:office:word" xmlns:w="http://schemas.openxmlformats.org/wordprocessingml/2006/main" xmlns:w14="http://schemas.microsoft.com/office/word/2010/wordml" xmlns:w15="http://schemas.microsoft.com/office/word/2012/wordml" xmlns:w16cex="http://schemas.microsoft.com/office/word/2018/wordml/cex" xmlns:w16cid="http://schemas.microsoft.com/office/word/2016/wordml/cid" xmlns:w16="http://schemas.microsoft.com/office/word/2018/wordml" xmlns:w16du="http://schemas.microsoft.com/office/word/2023/wordml/word16du" xmlns:w16sdtdh="http://schemas.microsoft.com/office/word/2020/wordml/sdtdatahash" xmlns:w16sdtfl="http://schemas.microsoft.com/office/word/2024/wordml/sdtformatlock" xmlns:w16se="http://schemas.microsoft.com/office/word/2015/wordml/symex" xmlns:wpg="http://schemas.microsoft.com/office/word/2010/wordprocessingGroup" xmlns:wpi="http://schemas.microsoft.com/office/word/2010/wordprocessingInk" xmlns:wne="http://schemas.microsoft.com/office/word/2006/wordml" xmlns:wps="http://schemas.microsoft.com/office/word/2010/wordprocessingShape" mc:Ignorable="w14 w15 w16se w16cid w16 w16cex w16sdtdh w16sdtfl w16du wp14">
   <w:body>
     <w:p>
-      <w:pPr>
-        <w:pStyle w:val="Title"/>
-        <w:keepNext/>
-        <w:keepLines w:val="0"/>
-        <w:pageBreakBefore w:val="0"/>
-        <w:widowControl/>
-        <w:spacing w:line="269" w:lineRule="auto" w:after="180" w:before="0"/>
-      </w:pPr>
-      <w:bookmarkStart w:id="10056" w:name="Story_57"/>
       <w:r>
         <w:rPr>
-          <w:rFonts w:ascii="Arial" w:hAnsi="Arial"/>
           <w:b/>
-          <w:color w:val="000000"/>
-          <w:sz w:val="34"/>
-          <w:lang w:val="ky-KG"/>
+          <w:bCs/>
         </w:rPr>
         <w:t>Ата менен уул</w:t>
       </w:r>
-      <w:bookmarkEnd w:id="10056"/>
-    </w:p>
-    <w:p>
-      <w:pPr>
-        <w:keepNext w:val="0"/>
-        <w:keepLines w:val="0"/>
-        <w:pageBreakBefore w:val="0"/>
-        <w:widowControl/>
-        <w:spacing w:line="269" w:lineRule="auto" w:after="120" w:before="0"/>
-      </w:pPr>
+    </w:p>
+    <w:p>
+      <w:r>
+        <w:t>Уулу атасы менен катуу урушкандан кийин үйдөн кетип калган эле. Көңүлү ооруп, ачуусуна алдырган атасы үйдө уулунун атын да уккусу келбей калган.</w:t>
+      </w:r>
+    </w:p>
+    <w:p>
+      <w:r>
+        <w:t>Апасы болсо күн сайын кечинде уулунун бөлмөсүнө кирип, керебетинин четине отуруп, жаздыгын бооруна кысчу.</w:t>
+      </w:r>
+    </w:p>
+    <w:p>
+      <w:r>
+        <w:t>— Уулумду сагындым. Жүрчү, издеп таап, үйгө алып келели, — деп суранчу.</w:t>
+      </w:r>
+    </w:p>
+    <w:p>
+      <w:r>
+        <w:t>Атасы унчукпай, сөздү улантчу эмес.</w:t>
+      </w:r>
+    </w:p>
+    <w:p>
+      <w:r>
+        <w:t>Ошентип, күндөр жумага, жумалар айларга айланды.</w:t>
+      </w:r>
+    </w:p>
+    <w:p>
+      <w:r>
+        <w:t>Бир күнү аялынын көз жашына чыдабай, атасы чөнтөгүнөн бүктөлгөн кагазды алып сунду:</w:t>
+      </w:r>
+    </w:p>
+    <w:p>
+      <w:r>
+        <w:t>— Ушул дарекке бар. Аны ошол жерден табасың. Бирок даректи мен бергенимди айтпа.</w:t>
+      </w:r>
+    </w:p>
+    <w:p>
+      <w:r>
+        <w:t>Анан дагы бир нече сөз кошумчалады. Апасы кунт коюп укканы менен, ою эчак уулуна жеткен эле.</w:t>
+      </w:r>
+    </w:p>
+    <w:p>
+      <w:r>
+        <w:t>Көрсөтүлгөн даректе оңдоочу устакана бар экен. Уулу жумуш кийимчен иштеп жатыптыр. Апасы бир аз эшикте туруп, аны карады. Анан үнү калтырап, атынан чакырды.</w:t>
+      </w:r>
+    </w:p>
+    <w:p>
+      <w:r>
+        <w:t>Уулу башын көтөрдү. Бир саам көзүнө ишене албай туруп калды да, апасына чуркап келип, бекем кучактады.</w:t>
+      </w:r>
+    </w:p>
+    <w:p>
+      <w:r>
+        <w:t>Баарынын ал-жайын сурады. Атасы тууралуу эң акырында айтты:</w:t>
+      </w:r>
+    </w:p>
+    <w:p>
+      <w:r>
+        <w:t>— Ал кандай? Мага дагы эле ачууланып жүрөбү?</w:t>
+      </w:r>
+    </w:p>
+    <w:p>
+      <w:r>
+        <w:t>Апасы уулунун жүзүнө карады:</w:t>
+      </w:r>
+    </w:p>
+    <w:p>
+      <w:r>
+        <w:t>— Үйгө кайтчы, балам. Сени аябай сагындык.</w:t>
+      </w:r>
+    </w:p>
+    <w:p>
+      <w:r>
+        <w:t>Уулунун кабагы бүркөлдү:</w:t>
+      </w:r>
+    </w:p>
+    <w:p>
+      <w:r>
+        <w:t>— Жок, апа. Мени бир жолу да издебеген адамга кайткым келбейт. Мен жокто ага тынчыраак болсо керек.</w:t>
+      </w:r>
+    </w:p>
+    <w:p>
+      <w:r>
+        <w:t>Апасы алып келген таттууларын сунуп, акырын сүйлөдү:</w:t>
+      </w:r>
+    </w:p>
+    <w:p>
+      <w:r>
+        <w:t>— Сени мажбурлабайм. Бирок атаңдын бир сөзүн айтышым керек. Акыркы бир айда достошкон кишиңден сак болсун деди. Мурунку досуң менен да жарашып алсаң жакшы болот экен.</w:t>
+      </w:r>
+    </w:p>
+    <w:p>
+      <w:r>
+        <w:t>Уулу турган жеринде катып калды:</w:t>
+      </w:r>
+    </w:p>
+    <w:p>
+      <w:r>
+        <w:lastRenderedPageBreak/>
+        <w:t>— Атам… Мунун баарын кайдан билет?</w:t>
+      </w:r>
+    </w:p>
+    <w:p>
+      <w:r>
+        <w:t>Апасы жооп берген жок. Уулун дагы бир жолу кучактап, үйүнө кайтты.</w:t>
+      </w:r>
+    </w:p>
+    <w:p>
+      <w:r>
+        <w:t>Келери менен күйөөсүнөн сурады:</w:t>
+      </w:r>
+    </w:p>
+    <w:p>
+      <w:r>
+        <w:t>— Кайда экенин билсең, эмнеге мага айтпай жүрдүң? Качантан бери билесиң?</w:t>
+      </w:r>
+    </w:p>
+    <w:p>
+      <w:r>
+        <w:t>Атасынын көзүнө жаш толду:</w:t>
+      </w:r>
+    </w:p>
+    <w:p>
+      <w:r>
+        <w:t>— Кеткен күндөн бери. Кээде түш маалында устакананын жанынан өтүп, тамак жедиби, жакшы жүрөбү деп карачумун. Кээ бир кечтерде да алыстан көрүп кетчүмүн.</w:t>
+      </w:r>
+    </w:p>
+    <w:p>
+      <w:r>
+        <w:t>— Анда эмнеге жанына барып сүйлөшкөн жоксуң?</w:t>
+      </w:r>
+    </w:p>
+    <w:p>
+      <w:r>
+        <w:t>Атасы башын жерге салды:</w:t>
+      </w:r>
+    </w:p>
+    <w:p>
+      <w:r>
+        <w:t>— Намыстандым. Биринчи өзү келиши керек деп ойлодум… Бирок күн сайын жолун күттүм. Ал менин балам да.</w:t>
+      </w:r>
+    </w:p>
+    <w:p>
+      <w:r>
+        <w:t>Ошол учурда эшик кагылды.</w:t>
+      </w:r>
+    </w:p>
+    <w:p>
+      <w:r>
+        <w:t>Апасы эшикти ачса, уулу туруптур. Ал үйгө кирип, атасынын алдына келди. Бир нече көз ирмем экөө тең унчуккан жок.</w:t>
+      </w:r>
+    </w:p>
+    <w:p>
+      <w:r>
+        <w:t>Анан атасы ага бир кадам жакындады:</w:t>
+      </w:r>
+    </w:p>
+    <w:p>
+      <w:r>
+        <w:t>— Өзүм издеп барып, сени менен сүйлөшүшүм керек эле, балам.</w:t>
+      </w:r>
+    </w:p>
+    <w:p>
+      <w:r>
+        <w:t>Уулунун көзүнө жаш тегеренди:</w:t>
+      </w:r>
+    </w:p>
+    <w:p>
+      <w:r>
+        <w:t>— Мен да сизге катуу сөздөрдү айттым… Кечириңиз, ата.</w:t>
+      </w:r>
+    </w:p>
+    <w:p>
+      <w:r>
+        <w:t>Экөө кучакташты. Апасы да аларды кучактады.</w:t>
+      </w:r>
+    </w:p>
+    <w:p>
+      <w:r>
+        <w:t>Таарыныч бир заматта жоголгон жок. Бирок эми алар бирге эле. Көптөн бери айта албай жүргөн сөздөрүн айтып, бири-бирин угууга мүмкүнчүлүк бар болчу.</w:t>
+      </w:r>
+    </w:p>
+    <w:p>
       <w:r>
         <w:rPr>
-          <w:rFonts w:ascii="Arial" w:eastAsia="Arial" w:hAnsi="Arial"/>
-          <w:color w:val="000000"/>
-          <w:sz w:val="22"/>
-          <w:lang w:val="ky-KG"/>
+          <w:b/>
+          <w:bCs/>
         </w:rPr>
-        <w:t>Уулу атасы менен катуу урушуп кеткен соң, ачууланып үйдөн чыгып кетет. Буга жүрөгү жараланган атасы да каарданып, үйдө уулунун атын атоого да тыюу салат. Апасы болсо ар түнү уулунун керебетине отуруп, жаздыгын жыттап-жыттап жатып уктап калчу.</w:t>
-      </w:r>
-    </w:p>
-    <w:p>
-      <w:pPr>
-        <w:keepNext w:val="0"/>
-        <w:keepLines w:val="0"/>
-        <w:pageBreakBefore w:val="0"/>
-        <w:widowControl/>
-        <w:spacing w:line="269" w:lineRule="auto" w:after="120" w:before="0"/>
-      </w:pPr>
+        <w:t>Сабак:</w:t>
+      </w:r>
+      <w:r>
+        <w:t xml:space="preserve"> Сүйүү сөзгө да, ишке да айланбай, жүрөктө гана калса, башка адамга кайдыгерликтей сезилиши мүмкүн. Жарашуу үчүн биринчи кадамды ким жасаганы эмес, анын өз убагында жасалганы маанилүү.</w:t>
+      </w:r>
+    </w:p>
+    <w:p>
       <w:r>
         <w:rPr>
-          <w:rFonts w:ascii="Arial" w:eastAsia="Arial" w:hAnsi="Arial"/>
-          <w:color w:val="000000"/>
-          <w:sz w:val="22"/>
-          <w:lang w:val="ky-KG"/>
+          <w:i/>
+          <w:iCs/>
         </w:rPr>
-        <w:t>— Уулумду сагындым. Суранам, барып таап, үйгө алып келеличи, — десе да, атасы макул болбойт.</w:t>
-      </w:r>
-    </w:p>
-    <w:p>
-      <w:pPr>
-        <w:keepNext w:val="0"/>
-        <w:keepLines w:val="0"/>
-        <w:pageBreakBefore w:val="0"/>
-        <w:widowControl/>
-        <w:spacing w:line="269" w:lineRule="auto" w:after="120" w:before="0"/>
-      </w:pPr>
-      <w:r>
-        <w:rPr>
-          <w:rFonts w:ascii="Arial" w:eastAsia="Arial" w:hAnsi="Arial"/>
-          <w:color w:val="000000"/>
-          <w:sz w:val="22"/>
-          <w:lang w:val="ky-KG"/>
-        </w:rPr>
-        <w:t>Арадан көп убакыт өтөт.</w:t>
-      </w:r>
-    </w:p>
-    <w:p>
-      <w:pPr>
-        <w:keepNext w:val="0"/>
-        <w:keepLines w:val="0"/>
-        <w:pageBreakBefore w:val="0"/>
-        <w:widowControl/>
-        <w:spacing w:line="269" w:lineRule="auto" w:after="120" w:before="0"/>
-      </w:pPr>
-      <w:r>
-        <w:rPr>
-          <w:rFonts w:ascii="Arial" w:eastAsia="Arial" w:hAnsi="Arial"/>
-          <w:color w:val="000000"/>
-          <w:sz w:val="22"/>
-          <w:lang w:val="ky-KG"/>
-        </w:rPr>
-        <w:t>Бир күнү аялынын дайыма көз жашын төгүп жүргөнүн көргөн атанын боору ооруп, чөнтөгүнөн уулунун дареги жазылган кагазды чыгарып, ага сунат:</w:t>
-      </w:r>
-    </w:p>
-    <w:p>
-      <w:pPr>
-        <w:keepNext w:val="0"/>
-        <w:keepLines w:val="0"/>
-        <w:pageBreakBefore w:val="0"/>
-        <w:widowControl/>
-        <w:spacing w:line="269" w:lineRule="auto" w:after="120" w:before="0"/>
-      </w:pPr>
-      <w:r>
-        <w:rPr>
-          <w:rFonts w:ascii="Arial" w:eastAsia="Arial" w:hAnsi="Arial"/>
-          <w:color w:val="000000"/>
-          <w:sz w:val="22"/>
-          <w:lang w:val="ky-KG"/>
-        </w:rPr>
-        <w:t>— Бар, аны ушул даректен табасың, — дейт. — Бирок даректи мен бергенимди ага эч качан айтпа.</w:t>
-      </w:r>
-    </w:p>
-    <w:p>
-      <w:pPr>
-        <w:keepNext w:val="0"/>
-        <w:keepLines w:val="0"/>
-        <w:pageBreakBefore w:val="0"/>
-        <w:widowControl/>
-        <w:spacing w:line="269" w:lineRule="auto" w:after="120" w:before="0"/>
-      </w:pPr>
-      <w:r>
-        <w:rPr>
-          <w:rFonts w:ascii="Arial" w:eastAsia="Arial" w:hAnsi="Arial"/>
-          <w:color w:val="000000"/>
-          <w:sz w:val="22"/>
-          <w:lang w:val="ky-KG"/>
-        </w:rPr>
-        <w:t>Атасы дагы бир нече сөз айтса да, апасы аны укпагандай болду; оюнда жалгыз гана дарек бар эле. Кубанычтан канат байлап, дароо камынып жолго чыкты да, кагаздагы дарекке жетти. Бул жер оңдоочу устакана экен. Уулу жумушчу кийимчен иштеп жүрүптүр. Апасы бир нече мүнөт уулун көзүнө жаш алып карап турду да, акыры аны көздөй басты. Үй-бүлөсүнөн көптөн бери кабар албаган, баары мени унутту деп ойлогон уул апасын көргөндө адегенде таң калып, анан аны бекем кучактады.</w:t>
-      </w:r>
-    </w:p>
-    <w:p>
-      <w:pPr>
-        <w:keepNext w:val="0"/>
-        <w:keepLines w:val="0"/>
-        <w:pageBreakBefore w:val="0"/>
-        <w:widowControl/>
-        <w:spacing w:line="269" w:lineRule="auto" w:after="120" w:before="0"/>
-      </w:pPr>
-      <w:r>
-        <w:rPr>
-          <w:rFonts w:ascii="Arial" w:eastAsia="Arial" w:hAnsi="Arial"/>
-          <w:color w:val="000000"/>
-          <w:sz w:val="22"/>
-          <w:lang w:val="ky-KG"/>
-        </w:rPr>
-        <w:t>Атасынан башкасынын баарын сурап, ал-жайын билип, акырында:</w:t>
-      </w:r>
-    </w:p>
-    <w:p>
-      <w:pPr>
-        <w:keepNext w:val="0"/>
-        <w:keepLines w:val="0"/>
-        <w:pageBreakBefore w:val="0"/>
-        <w:widowControl/>
-        <w:spacing w:line="269" w:lineRule="auto" w:after="120" w:before="0"/>
-      </w:pPr>
-      <w:r>
-        <w:rPr>
-          <w:rFonts w:ascii="Arial" w:eastAsia="Arial" w:hAnsi="Arial"/>
-          <w:color w:val="000000"/>
-          <w:sz w:val="22"/>
-          <w:lang w:val="ky-KG"/>
-        </w:rPr>
-        <w:t>— Ал киши кандай, дагы эле ачуулуубу? — деп апасынан сурады.</w:t>
-      </w:r>
-    </w:p>
-    <w:p>
-      <w:pPr>
-        <w:keepNext w:val="0"/>
-        <w:keepLines w:val="0"/>
-        <w:pageBreakBefore w:val="0"/>
-        <w:widowControl/>
-        <w:spacing w:line="269" w:lineRule="auto" w:after="120" w:before="0"/>
-      </w:pPr>
-      <w:r>
-        <w:rPr>
-          <w:rFonts w:ascii="Arial" w:eastAsia="Arial" w:hAnsi="Arial"/>
-          <w:color w:val="000000"/>
-          <w:sz w:val="22"/>
-          <w:lang w:val="ky-KG"/>
-        </w:rPr>
-        <w:t>Апасы бул суроону жоопсуз калтырып:</w:t>
-      </w:r>
-    </w:p>
-    <w:p>
-      <w:pPr>
-        <w:keepNext w:val="0"/>
-        <w:keepLines w:val="0"/>
-        <w:pageBreakBefore w:val="0"/>
-        <w:widowControl/>
-        <w:spacing w:line="269" w:lineRule="auto" w:after="120" w:before="0"/>
-      </w:pPr>
-      <w:r>
-        <w:rPr>
-          <w:rFonts w:ascii="Arial" w:eastAsia="Arial" w:hAnsi="Arial"/>
-          <w:color w:val="000000"/>
-          <w:sz w:val="22"/>
-          <w:lang w:val="ky-KG"/>
-        </w:rPr>
-        <w:t>— Жүр, уулум, үйгө кетели, — деди.</w:t>
-      </w:r>
-    </w:p>
-    <w:p>
-      <w:pPr>
-        <w:keepNext w:val="0"/>
-        <w:keepLines w:val="0"/>
-        <w:pageBreakBefore w:val="0"/>
-        <w:widowControl/>
-        <w:spacing w:line="269" w:lineRule="auto" w:after="120" w:before="0"/>
-      </w:pPr>
-      <w:r>
-        <w:rPr>
-          <w:rFonts w:ascii="Arial" w:eastAsia="Arial" w:hAnsi="Arial"/>
-          <w:color w:val="000000"/>
-          <w:sz w:val="22"/>
-          <w:lang w:val="ky-KG"/>
-        </w:rPr>
-        <w:t>— Жок, апа, барбайм. Ал киши менен мындан ары бир үйдө жашай албайм, — деди да, иштеген жерин көздөй баса баштады.</w:t>
-      </w:r>
-    </w:p>
-    <w:p>
-      <w:pPr>
-        <w:keepNext w:val="0"/>
-        <w:keepLines w:val="0"/>
-        <w:pageBreakBefore w:val="0"/>
-        <w:widowControl/>
-        <w:spacing w:line="269" w:lineRule="auto" w:after="120" w:before="0"/>
-      </w:pPr>
-      <w:r>
-        <w:rPr>
-          <w:rFonts w:ascii="Arial" w:eastAsia="Arial" w:hAnsi="Arial"/>
-          <w:color w:val="000000"/>
-          <w:sz w:val="22"/>
-          <w:lang w:val="ky-KG"/>
-        </w:rPr>
-        <w:t>Апасы уулун бир аз артынан карап турду да, даярдап келген таттуусун берүү үчүн үн катты.</w:t>
-      </w:r>
-    </w:p>
-    <w:p>
-      <w:pPr>
-        <w:keepNext w:val="0"/>
-        <w:keepLines w:val="0"/>
-        <w:pageBreakBefore w:val="0"/>
-        <w:widowControl/>
-        <w:spacing w:line="269" w:lineRule="auto" w:after="120" w:before="0"/>
-      </w:pPr>
-      <w:r>
-        <w:rPr>
-          <w:rFonts w:ascii="Arial" w:eastAsia="Arial" w:hAnsi="Arial"/>
-          <w:color w:val="000000"/>
-          <w:sz w:val="22"/>
-          <w:lang w:val="ky-KG"/>
-        </w:rPr>
-        <w:t>Уулу белекти алып:</w:t>
-      </w:r>
-    </w:p>
-    <w:p>
-      <w:pPr>
-        <w:keepNext w:val="0"/>
-        <w:keepLines w:val="0"/>
-        <w:pageBreakBefore w:val="0"/>
-        <w:widowControl/>
-        <w:spacing w:line="269" w:lineRule="auto" w:after="120" w:before="0"/>
-      </w:pPr>
-      <w:r>
-        <w:rPr>
-          <w:rFonts w:ascii="Arial" w:eastAsia="Arial" w:hAnsi="Arial"/>
-          <w:color w:val="000000"/>
-          <w:sz w:val="22"/>
-          <w:lang w:val="ky-KG"/>
-        </w:rPr>
-        <w:t>— Суранам, апа, кыйнаба, барбайм. Мени бир да жолу издеп койбогон, ал-жайыма кызыкпаган адам менен бир үйдө жашай албайм, — деди.</w:t>
-      </w:r>
-    </w:p>
-    <w:p>
-      <w:pPr>
-        <w:keepNext w:val="0"/>
-        <w:keepLines w:val="0"/>
-        <w:pageBreakBefore w:val="0"/>
-        <w:widowControl/>
-        <w:spacing w:line="269" w:lineRule="auto" w:after="120" w:before="0"/>
-      </w:pPr>
-      <w:r>
-        <w:rPr>
-          <w:rFonts w:ascii="Arial" w:eastAsia="Arial" w:hAnsi="Arial"/>
-          <w:color w:val="000000"/>
-          <w:sz w:val="22"/>
-          <w:lang w:val="ky-KG"/>
-        </w:rPr>
-        <w:t>Апасы башын шылкыйтып:</w:t>
-      </w:r>
-    </w:p>
-    <w:p>
-      <w:pPr>
-        <w:keepNext w:val="0"/>
-        <w:keepLines w:val="0"/>
-        <w:pageBreakBefore w:val="0"/>
-        <w:widowControl/>
-        <w:spacing w:line="269" w:lineRule="auto" w:after="120" w:before="0"/>
-      </w:pPr>
-      <w:r>
-        <w:rPr>
-          <w:rFonts w:ascii="Arial" w:eastAsia="Arial" w:hAnsi="Arial"/>
-          <w:color w:val="000000"/>
-          <w:sz w:val="22"/>
-          <w:lang w:val="ky-KG"/>
-        </w:rPr>
-        <w:t>— Макул, балам, өзүң бил. Чечимиң бекем экенин көрүп турам. Бирок атаң бир сөз тапшырды: акыркы бир айда дос болуп жүргөн кишиден алыс бол, андан сага жакшылык келбейт. Мурунку досуң менен жараш, — деди.</w:t>
-      </w:r>
-    </w:p>
-    <w:p>
-      <w:pPr>
-        <w:keepNext w:val="0"/>
-        <w:keepLines w:val="0"/>
-        <w:pageBreakBefore w:val="0"/>
-        <w:widowControl/>
-        <w:spacing w:line="269" w:lineRule="auto" w:after="120" w:before="0"/>
-      </w:pPr>
-      <w:r>
-        <w:rPr>
-          <w:rFonts w:ascii="Arial" w:eastAsia="Arial" w:hAnsi="Arial"/>
-          <w:color w:val="000000"/>
-          <w:sz w:val="22"/>
-          <w:lang w:val="ky-KG"/>
-        </w:rPr>
-        <w:t>Муну уккан уул таң калганынан ордунда катып калды.</w:t>
-      </w:r>
-    </w:p>
-    <w:p>
-      <w:pPr>
-        <w:keepNext w:val="0"/>
-        <w:keepLines w:val="0"/>
-        <w:pageBreakBefore w:val="0"/>
-        <w:widowControl/>
-        <w:spacing w:line="269" w:lineRule="auto" w:after="120" w:before="0"/>
-      </w:pPr>
-      <w:r>
-        <w:rPr>
-          <w:rFonts w:ascii="Arial" w:eastAsia="Arial" w:hAnsi="Arial"/>
-          <w:color w:val="000000"/>
-          <w:sz w:val="22"/>
-          <w:lang w:val="ky-KG"/>
-        </w:rPr>
-        <w:t>Апасы үйгө кайтып келип, атасын жемеледи:</w:t>
-      </w:r>
-    </w:p>
-    <w:p>
-      <w:pPr>
-        <w:keepNext w:val="0"/>
-        <w:keepLines w:val="0"/>
-        <w:pageBreakBefore w:val="0"/>
-        <w:widowControl/>
-        <w:spacing w:line="269" w:lineRule="auto" w:after="120" w:before="0"/>
-      </w:pPr>
-      <w:r>
-        <w:rPr>
-          <w:rFonts w:ascii="Arial" w:eastAsia="Arial" w:hAnsi="Arial"/>
-          <w:color w:val="000000"/>
-          <w:sz w:val="22"/>
-          <w:lang w:val="ky-KG"/>
-        </w:rPr>
-        <w:t>— Кайда экенин билсең, эмне үчүн менден жашырдың? Демек, ошон үчүн мынчалык камырабай жүрдүңбү?</w:t>
-      </w:r>
-    </w:p>
-    <w:p>
-      <w:pPr>
-        <w:keepNext w:val="0"/>
-        <w:keepLines w:val="0"/>
-        <w:pageBreakBefore w:val="0"/>
-        <w:widowControl/>
-        <w:spacing w:line="269" w:lineRule="auto" w:after="120" w:before="0"/>
-      </w:pPr>
-      <w:r>
-        <w:rPr>
-          <w:rFonts w:ascii="Arial" w:eastAsia="Arial" w:hAnsi="Arial"/>
-          <w:color w:val="000000"/>
-          <w:sz w:val="22"/>
-          <w:lang w:val="ky-KG"/>
-        </w:rPr>
-        <w:t>Дайыма ачуулуу көрүнгөн атанын көңүлү бошоп, көзүнөн жаш куюлду:</w:t>
-      </w:r>
-    </w:p>
-    <w:p>
-      <w:pPr>
-        <w:keepNext w:val="0"/>
-        <w:keepLines w:val="0"/>
-        <w:pageBreakBefore w:val="0"/>
-        <w:widowControl/>
-        <w:spacing w:line="269" w:lineRule="auto" w:after="120" w:before="0"/>
-      </w:pPr>
-      <w:r>
-        <w:rPr>
-          <w:rFonts w:ascii="Arial" w:eastAsia="Arial" w:hAnsi="Arial"/>
-          <w:color w:val="000000"/>
-          <w:sz w:val="22"/>
-          <w:lang w:val="ky-KG"/>
-        </w:rPr>
-        <w:t>— Ал менин жаным да, жаным, — деди.</w:t>
-      </w:r>
-    </w:p>
-    <w:p>
-      <w:pPr>
-        <w:keepNext w:val="0"/>
-        <w:keepLines w:val="0"/>
-        <w:pageBreakBefore w:val="0"/>
-        <w:widowControl/>
-        <w:spacing w:line="269" w:lineRule="auto" w:after="120" w:before="0"/>
-      </w:pPr>
-      <w:r>
-        <w:rPr>
-          <w:rFonts w:ascii="Arial" w:eastAsia="Arial" w:hAnsi="Arial"/>
-          <w:color w:val="000000"/>
-          <w:sz w:val="22"/>
-          <w:lang w:val="ky-KG"/>
-        </w:rPr>
-        <w:t>— Качантан бери билесиң? — деп сурады апасы.</w:t>
-      </w:r>
-    </w:p>
-    <w:p>
-      <w:pPr>
-        <w:keepNext w:val="0"/>
-        <w:keepLines w:val="0"/>
-        <w:pageBreakBefore w:val="0"/>
-        <w:widowControl/>
-        <w:spacing w:line="269" w:lineRule="auto" w:after="120" w:before="0"/>
-      </w:pPr>
-      <w:r>
-        <w:rPr>
-          <w:rFonts w:ascii="Arial" w:eastAsia="Arial" w:hAnsi="Arial"/>
-          <w:color w:val="000000"/>
-          <w:sz w:val="22"/>
-          <w:lang w:val="ky-KG"/>
-        </w:rPr>
-        <w:t>— Кеткен күндөн бери. Кээде түшкү тыныгууда эмне ичип-жеп жүргөнүн көрүш үчүн барып, алыстан карачумун. Айрым учурда үйгө кеч келишимдин себеби да ушул эле: кечинде уулубуз эмне кылып, кимдер менен жүргөнүн билүү үчүн артынан байкап турчумун, — деп жооп берди атасы.</w:t>
-      </w:r>
-    </w:p>
-    <w:p>
-      <w:pPr>
-        <w:keepNext w:val="0"/>
-        <w:keepLines w:val="0"/>
-        <w:pageBreakBefore w:val="0"/>
-        <w:widowControl/>
-        <w:spacing w:line="269" w:lineRule="auto" w:after="120" w:before="0"/>
-      </w:pPr>
-      <w:r>
-        <w:rPr>
-          <w:rFonts w:ascii="Arial" w:eastAsia="Arial" w:hAnsi="Arial"/>
-          <w:color w:val="000000"/>
-          <w:sz w:val="22"/>
-          <w:lang w:val="ky-KG"/>
-        </w:rPr>
-        <w:t>Карыялар бири-бирин кучактап ыйлап турганда, эшик кагылды. Апасы көз жашын сүртө-сүртө эшикти ачканы жөнөдү.</w:t>
-      </w:r>
-    </w:p>
-    <w:p>
-      <w:pPr>
-        <w:keepNext/>
-        <w:keepLines w:val="0"/>
-        <w:pageBreakBefore w:val="0"/>
-        <w:widowControl/>
-        <w:spacing w:line="269" w:lineRule="auto" w:after="120" w:before="0"/>
-      </w:pPr>
-      <w:r>
-        <w:rPr>
-          <w:rFonts w:ascii="Arial" w:eastAsia="Arial" w:hAnsi="Arial"/>
-          <w:color w:val="000000"/>
-          <w:sz w:val="22"/>
-          <w:lang w:val="ky-KG"/>
-        </w:rPr>
-        <w:t>Уулу үйгө кайтып келиптир. Ал ата-энесинин колунан өөп, экөөнү кучактады. Эми ал баарын түшүнгөн эле: аны унутту деп ойлогон атасы, чындыгында, баласынан көзүн бир мүнөт да алган эмес экен.</w:t>
-      </w:r>
-    </w:p>
-    <w:p>
-      <w:pPr>
-        <w:pStyle w:val="Moral"/>
-        <w:keepNext/>
-        <w:keepLines/>
-        <w:pageBreakBefore w:val="0"/>
-        <w:widowControl/>
-        <w:spacing w:before="120" w:after="120" w:line="269" w:lineRule="auto"/>
-        <w:ind w:left="240" w:right="240"/>
-        <w:rPr>
-          <w:lang/>
-        </w:rPr>
-      </w:pPr>
-      <w:r>
-        <w:rPr>
-          <w:rFonts w:ascii="Arial" w:hAnsi="Arial"/>
-          <w:b/>
-          <w:color w:val="000000"/>
-          <w:sz w:val="22"/>
-          <w:lang w:val="ky-KG"/>
-        </w:rPr>
-        <w:t>Сабак: Сүйүүңдү жашырба, көрсөт. Кээде өз убагында жасалган бир кадам жылдарга созулган таарынычтын алдын алат.</w:t>
-      </w:r>
-      <w:r>
-        <w:rPr>
-          <w:rFonts w:ascii="Arial" w:hAnsi="Arial"/>
-          <w:color w:val="000000"/>
-          <w:sz w:val="22"/>
-          <w:lang w:val="ky-KG"/>
-        </w:rPr>
-      </w:r>
-    </w:p>
-    <w:p>
-      <w:pPr>
-        <w:keepNext w:val="0"/>
-        <w:keepLines w:val="0"/>
-        <w:pageBreakBefore w:val="0"/>
-        <w:widowControl/>
-        <w:spacing w:before="0" w:after="160" w:line="269" w:lineRule="auto"/>
-        <w:jc w:val="right"/>
-      </w:pPr>
-      <w:r>
-        <w:rPr>
-          <w:rFonts w:ascii="Arial" w:eastAsia="Arial" w:hAnsi="Arial" w:cs="Arial"/>
-          <w:i/>
-          <w:color w:val="000000"/>
-          <w:sz w:val="18"/>
-          <w:lang w:val="ky-KG"/>
-        </w:rPr>
-        <w:t>Аңгемелер ачык интернет булактарынан алынган, иллюстрациялар болсо ЖИ менен түзүлгөн.</w:t>
-      </w:r>
-    </w:p>
+        <w:t>Аңгемелер интернеттен чогултулуп, жасалма интеллекттин жардамы менен иштелип чыккан. Бардык сүрөттөр жасалма интеллект аркылуу түзүлгөн.</w:t>
+      </w:r>
+    </w:p>
+    <w:p/>
     <w:sectPr>
       <w:headerReference w:type="even" r:id="rId7"/>
       <w:headerReference w:type="default" r:id="rId8"/>
@@ -1356,7 +1044,6 @@
     </w:pPr>
     <w:rPr>
       <w:rFonts w:asciiTheme="majorHAnsi" w:eastAsiaTheme="majorEastAsia" w:hAnsiTheme="majorHAnsi" w:cstheme="majorBidi"/>
-      <w:color w:val="000000"/>
       <w:sz w:val="40"/>
       <w:szCs w:val="40"/>
     </w:rPr>
@@ -1378,7 +1065,6 @@
     </w:pPr>
     <w:rPr>
       <w:rFonts w:asciiTheme="majorHAnsi" w:eastAsiaTheme="majorEastAsia" w:hAnsiTheme="majorHAnsi" w:cstheme="majorBidi"/>
-      <w:color w:val="000000"/>
       <w:sz w:val="32"/>
       <w:szCs w:val="32"/>
     </w:rPr>
@@ -1401,7 +1087,6 @@
     </w:pPr>
     <w:rPr>
       <w:rFonts w:eastAsiaTheme="majorEastAsia" w:cstheme="majorBidi"/>
-      <w:color w:val="000000"/>
       <w:sz w:val="28"/>
       <w:szCs w:val="28"/>
     </w:rPr>
@@ -1426,7 +1111,6 @@
       <w:rFonts w:eastAsiaTheme="majorEastAsia" w:cstheme="majorBidi"/>
       <w:i/>
       <w:iCs/>
-      <w:color w:val="000000"/>
     </w:rPr>
   </w:style>
   <w:style w:type="paragraph" w:styleId="Heading5">
@@ -1447,7 +1131,6 @@
     </w:pPr>
     <w:rPr>
       <w:rFonts w:eastAsiaTheme="majorEastAsia" w:cstheme="majorBidi"/>
-      <w:color w:val="000000"/>
     </w:rPr>
   </w:style>
   <w:style w:type="paragraph" w:styleId="Heading6">
@@ -1470,7 +1153,6 @@
       <w:rFonts w:eastAsiaTheme="majorEastAsia" w:cstheme="majorBidi"/>
       <w:i/>
       <w:iCs/>
-      <w:color w:val="000000"/>
     </w:rPr>
   </w:style>
   <w:style w:type="paragraph" w:styleId="Heading7">
@@ -1491,7 +1173,6 @@
     </w:pPr>
     <w:rPr>
       <w:rFonts w:eastAsiaTheme="majorEastAsia" w:cstheme="majorBidi"/>
-      <w:color w:val="000000"/>
     </w:rPr>
   </w:style>
   <w:style w:type="paragraph" w:styleId="Heading8">
@@ -1514,7 +1195,6 @@
       <w:rFonts w:eastAsiaTheme="majorEastAsia" w:cstheme="majorBidi"/>
       <w:i/>
       <w:iCs/>
-      <w:color w:val="000000"/>
     </w:rPr>
   </w:style>
   <w:style w:type="paragraph" w:styleId="Heading9">
@@ -1535,13 +1215,11 @@
     </w:pPr>
     <w:rPr>
       <w:rFonts w:eastAsiaTheme="majorEastAsia" w:cstheme="majorBidi"/>
-      <w:color w:val="000000"/>
     </w:rPr>
   </w:style>
   <w:style w:type="character" w:default="1" w:styleId="DefaultParagraphFont">
     <w:name w:val="Default Paragraph Font"/>
     <w:uiPriority w:val="1"/>
-    <w:semiHidden/>
     <w:unhideWhenUsed/>
   </w:style>
   <w:style w:type="table" w:default="1" w:styleId="TableNormal">
@@ -1697,7 +1375,6 @@
     </w:pPr>
     <w:rPr>
       <w:rFonts w:asciiTheme="majorHAnsi" w:eastAsiaTheme="majorEastAsia" w:hAnsiTheme="majorHAnsi" w:cstheme="majorBidi"/>
-      <w:color w:val="000000"/>
       <w:spacing w:val="-10"/>
       <w:kern w:val="28"/>
       <w:sz w:val="56"/>
@@ -1733,7 +1410,6 @@
     </w:pPr>
     <w:rPr>
       <w:rFonts w:eastAsiaTheme="majorEastAsia" w:cstheme="majorBidi"/>
-      <w:color w:val="000000"/>
       <w:spacing w:val="15"/>
       <w:sz w:val="28"/>
       <w:szCs w:val="28"/>
@@ -1768,7 +1444,6 @@
     <w:rPr>
       <w:i/>
       <w:iCs/>
-      <w:color w:val="000000"/>
     </w:rPr>
   </w:style>
   <w:style w:type="character" w:customStyle="1" w:styleId="QuoteChar">
@@ -1793,9 +1468,6 @@
       <w:ind w:left="720"/>
       <w:contextualSpacing/>
     </w:pPr>
-    <w:rPr>
-      <w:color w:val="000000"/>
-    </w:rPr>
   </w:style>
   <w:style w:type="character" w:styleId="IntenseEmphasis">
     <w:name w:val="Intense Emphasis"/>
@@ -1825,7 +1497,6 @@
     <w:rPr>
       <w:i/>
       <w:iCs/>
-      <w:color w:val="000000"/>
     </w:rPr>
   </w:style>
   <w:style w:type="character" w:customStyle="1" w:styleId="IntenseQuoteChar">
@@ -1865,9 +1536,6 @@
     <w:pPr>
       <w:spacing w:after="100"/>
     </w:pPr>
-    <w:rPr>
-      <w:color w:val="000000"/>
-    </w:rPr>
   </w:style>
   <w:style w:type="paragraph" w:customStyle="1" w:styleId="Moral">
     <w:name w:val="Moral"/>
@@ -1879,7 +1547,6 @@
     <w:rPr>
       <w:rFonts w:ascii="Arial" w:eastAsia="Arial" w:hAnsi="Arial"/>
       <w:i/>
-      <w:color w:val="000000"/>
       <w:kern w:val="0"/>
       <w:sz w:val="22"/>
       <w:szCs w:val="22"/>
@@ -1901,9 +1568,6 @@
       </w:tabs>
       <w:spacing w:after="0" w:line="240" w:lineRule="auto"/>
     </w:pPr>
-    <w:rPr>
-      <w:color w:val="000000"/>
-    </w:rPr>
   </w:style>
   <w:style w:type="character" w:customStyle="1" w:styleId="HeaderChar">
     <w:name w:val="Header Char"/>
@@ -1926,9 +1590,6 @@
       </w:tabs>
       <w:spacing w:after="0" w:line="240" w:lineRule="auto"/>
     </w:pPr>
-    <w:rPr>
-      <w:color w:val="000000"/>
-    </w:rPr>
   </w:style>
   <w:style w:type="character" w:customStyle="1" w:styleId="FooterChar">
     <w:name w:val="Footer Char"/>
@@ -1951,7 +1612,6 @@
     </w:pPr>
     <w:rPr>
       <w:rFonts w:eastAsiaTheme="minorEastAsia"/>
-      <w:color w:val="000000"/>
     </w:rPr>
   </w:style>
   <w:style w:type="paragraph" w:styleId="TOC3">
@@ -1968,7 +1628,6 @@
     </w:pPr>
     <w:rPr>
       <w:rFonts w:eastAsiaTheme="minorEastAsia"/>
-      <w:color w:val="000000"/>
     </w:rPr>
   </w:style>
   <w:style w:type="paragraph" w:styleId="TOC4">
@@ -1985,7 +1644,6 @@
     </w:pPr>
     <w:rPr>
       <w:rFonts w:eastAsiaTheme="minorEastAsia"/>
-      <w:color w:val="000000"/>
     </w:rPr>
   </w:style>
   <w:style w:type="paragraph" w:styleId="TOC5">
@@ -2002,7 +1660,6 @@
     </w:pPr>
     <w:rPr>
       <w:rFonts w:eastAsiaTheme="minorEastAsia"/>
-      <w:color w:val="000000"/>
     </w:rPr>
   </w:style>
   <w:style w:type="paragraph" w:styleId="TOC6">
@@ -2019,7 +1676,6 @@
     </w:pPr>
     <w:rPr>
       <w:rFonts w:eastAsiaTheme="minorEastAsia"/>
-      <w:color w:val="000000"/>
     </w:rPr>
   </w:style>
   <w:style w:type="paragraph" w:styleId="TOC7">
@@ -2036,7 +1692,6 @@
     </w:pPr>
     <w:rPr>
       <w:rFonts w:eastAsiaTheme="minorEastAsia"/>
-      <w:color w:val="000000"/>
     </w:rPr>
   </w:style>
   <w:style w:type="paragraph" w:styleId="TOC8">
@@ -2053,7 +1708,6 @@
     </w:pPr>
     <w:rPr>
       <w:rFonts w:eastAsiaTheme="minorEastAsia"/>
-      <w:color w:val="000000"/>
     </w:rPr>
   </w:style>
   <w:style w:type="paragraph" w:styleId="TOC9">
@@ -2070,7 +1724,6 @@
     </w:pPr>
     <w:rPr>
       <w:rFonts w:eastAsiaTheme="minorEastAsia"/>
-      <w:color w:val="000000"/>
     </w:rPr>
   </w:style>
   <w:style w:type="paragraph" w:styleId="TOCHeading">
@@ -2086,7 +1739,6 @@
       <w:outlineLvl w:val="9"/>
     </w:pPr>
     <w:rPr>
-      <w:color w:val="000000"/>
       <w:kern w:val="0"/>
       <w:sz w:val="32"/>
       <w:szCs w:val="32"/>

--- a/ky/wisdom-stories/father-and-son.docx
+++ b/ky/wisdom-stories/father-and-son.docx
@@ -98,7 +98,7 @@
     </w:p>
     <w:p>
       <w:r>
-        <w:t>— Сени мажбурлабайм. Бирок атаңдын бир сөзүн айтышым керек. Акыркы бир айда достошкон кишиңден сак болсун деди. Мурунку досуң менен да жарашып алсаң жакшы болот экен.</w:t>
+        <w:t>— Сени мажбурлабайм. Бирок атаңдын бир сөзүн айтышым керек. «Акыркы бир айда достошкон кишисинен сак болсун», — деди. Мурунку досуң менен да жарашып алсаң жакшы болот экен.</w:t>
       </w:r>
     </w:p>
     <w:p>
